--- a/docs/GS_Estado_Real_vs_Acta_ParkFlow360.docx
+++ b/docs/GS_Estado_Real_vs_Acta_ParkFlow360.docx
@@ -135,13 +135,7 @@
     </w:p>
     <w:p>
       <w:r>
-        <w:rPr>
-          <w:b/>
-        </w:rPr>
-        <w:t>Alcance de auditoría:</w:t>
-      </w:r>
-      <w:r>
-        <w:t xml:space="preserve"> borrador basado únicamente en los ocho archivos de contexto recibidos. No se proporcionó checkout, historial Git ni acceso al tablero; las rutas y commits deben verificarse antes de presentar este informe como auditoría del repositorio.</w:t>
+        <w:t>Alcance de auditoría: borrador basado únicamente en los ocho archivos de contexto recibidos. No se proporcionó checkout, historial Git ni acceso al tablero; las rutas y commits deben verificarse antes de presentar este informe como auditoría del repositorio.</w:t>
       </w:r>
     </w:p>
     <w:p>
@@ -151,6 +145,10 @@
       </w:pPr>
       <w:r>
         <w:t>1. Resumen ejecutivo</w:t>
+        <w:br/>
+        <w:t>El contexto entregado describe módulos de vehículos, espacios, tarifas, pagos, reportes, ingresos y seguridad en backend; y módulos de frontend, incluidos login, usuarios, reservas, mis vehículos y mis parqueos. También reporta migraciones Flyway V1–V8 y despliegue en Netlify, Render y Supabase. Sin inspección del repositorio, estos datos son reportes de contexto, no evidencia independiente; por eso no es responsable asignar un porcentaje total de avance verificado. Reservas en backend está pendiente de confirmar.</w:t>
+        <w:br/>
+        <w:t>Se reportan brechas relevantes: no existen pruebas automatizadas, CI ni análisis estático configurado; el interlocutor y su contacto siguen como [COMPLETAR]; la evidencia del descalce de caja cercano al 15 % mensual no está adjunta. Estas brechas impiden afirmar cumplimiento integral de la DoD y limitan la validación de calidad y aceptación.</w:t>
       </w:r>
     </w:p>
     <w:p>
@@ -180,6 +178,8 @@
       </w:pPr>
       <w:r>
         <w:t>2. Comparación de los 10 campos del acta</w:t>
+        <w:br/>
+        <w:t>Evidencia técnica reportada, pendiente de cotejo: módulos backend vehiculos, espacios, tarifas, pagos, reportes, ingresos, security; frontend más login, usuarios, reservar, mis-vehiculos, mis-parqueos; migraciones Flyway V1–V8; ramas/PR por módulo; despliegue Netlify/Render/Supabase. Rutas de archivos y hashes: [COMPLETAR: inspección del repositorio].</w:t>
       </w:r>
     </w:p>
     <w:tbl>
@@ -2569,6 +2569,8 @@
       </w:pPr>
       <w:r>
         <w:t>3. Estado por bloque funcional</w:t>
+        <w:br/>
+        <w:t>Los porcentajes se calculan por historias solo cuando exista una lista trazable y verificación de aceptación. Esa información no fue entregada, así que no se inventan porcentajes.</w:t>
       </w:r>
     </w:p>
     <w:p>
@@ -4350,6 +4352,24 @@
       </w:pPr>
       <w:r>
         <w:t>4. Riesgos materializados</w:t>
+        <w:br/>
+        <w:t>No se aportó una bitácora para afirmar qué riesgo de la matriz ocurrió. No se concluirá que no hubo riesgos solo por falta de incidentes documentados. Actualizar tras revisar mensajes, tablero y PR:</w:t>
+        <w:br/>
+        <w:t>Riesgo 1: Falta de interlocutor del cliente</w:t>
+        <w:br/>
+        <w:t>Probabilidad: Alta | Impacto: Medio | Consecuencia: Decisiones de alcance sin validación</w:t>
+        <w:br/>
+        <w:t>Riesgo 2: No hay pruebas automatizadas</w:t>
+        <w:br/>
+        <w:t>Probabilidad: Alta | Impacto: Alto | Consecuencia: Calidad no verificable</w:t>
+        <w:br/>
+        <w:t>Riesgo 3: No hay análisis estático</w:t>
+        <w:br/>
+        <w:t>Probabilidad: Alta | Impacto: Medio | Consecuencia: Seguridad no auditada</w:t>
+        <w:br/>
+        <w:t>Riesgo 4: No hay tablero de GitHub Projects</w:t>
+        <w:br/>
+        <w:t>Probabilidad: Alta | Impacto: Medio | Consecuencia: Seguimiento no visible</w:t>
       </w:r>
     </w:p>
     <w:p>
@@ -5521,6 +5541,8 @@
       </w:pPr>
       <w:r>
         <w:t>5. Lecciones y acciones</w:t>
+        <w:br/>
+        <w:t>Criterio para cerrar esta auditoría: reemplazar los marcadores con rutas/commits, fechas, resultados de pruebas y evidencia de aceptación; luego recalcular porcentajes como historias terminadas ñ división historias planeadas × 100.</w:t>
       </w:r>
     </w:p>
     <w:tbl>
